--- a/pr-preview/pr-174/estimation-handout.docx
+++ b/pr-preview/pr-174/estimation-handout.docx
@@ -15,7 +15,7 @@
         <w:pStyle w:val="Date"/>
       </w:pPr>
       <w:r>
-        <w:t xml:space="preserve">Last modified: 2026-10-14 22:35:51 (PDT)</w:t>
+        <w:t xml:space="preserve">Last modified: 2026-10-14 23:16:26 (PDT)</w:t>
       </w:r>
     </w:p>
     <w:bookmarkStart w:id="14" w:name="scientific-models"/>

--- a/pr-preview/pr-174/estimation-handout.docx
+++ b/pr-preview/pr-174/estimation-handout.docx
@@ -15,7 +15,7 @@
         <w:pStyle w:val="Date"/>
       </w:pPr>
       <w:r>
-        <w:t xml:space="preserve">Last modified: 2026-10-14 23:16:26 (PDT)</w:t>
+        <w:t xml:space="preserve">Last modified: 2026-10-14 23:56:10 (PDT)</w:t>
       </w:r>
     </w:p>
     <w:bookmarkStart w:id="14" w:name="scientific-models"/>

--- a/pr-preview/pr-174/estimation-handout.docx
+++ b/pr-preview/pr-174/estimation-handout.docx
@@ -15,7 +15,7 @@
         <w:pStyle w:val="Date"/>
       </w:pPr>
       <w:r>
-        <w:t xml:space="preserve">Last modified: 2026-10-14 23:56:10 (PDT)</w:t>
+        <w:t xml:space="preserve">Last modified: 2026-10-15 00:22:28 (PDT)</w:t>
       </w:r>
     </w:p>
     <w:bookmarkStart w:id="14" w:name="scientific-models"/>
@@ -5632,7 +5632,7 @@
         </m:oMathParaPr>
         <m:oMath>
           <m:r>
-            <m:t>e</m:t>
+            <m:t>ε</m:t>
           </m:r>
           <m:limUpp>
             <m:e>
@@ -5738,7 +5738,7 @@
         <m:sSub>
           <m:e>
             <m:r>
-              <m:t>e</m:t>
+              <m:t>ε</m:t>
             </m:r>
           </m:e>
           <m:sub>
@@ -5817,7 +5817,7 @@
               <m:sSub>
                 <m:e>
                   <m:r>
-                    <m:t>e</m:t>
+                    <m:t>ε</m:t>
                   </m:r>
                 </m:e>
                 <m:sub>
@@ -6127,7 +6127,7 @@
           <m:sSub>
             <m:e>
               <m:r>
-                <m:t>e</m:t>
+                <m:t>ε</m:t>
               </m:r>
             </m:e>
             <m:sub>
@@ -6331,7 +6331,7 @@
           <m:sSub>
             <m:e>
               <m:r>
-                <m:t>e</m:t>
+                <m:t>ε</m:t>
               </m:r>
             </m:e>
             <m:sub>
@@ -7923,7 +7923,7 @@
           <m:eqArr>
             <m:e>
               <m:r>
-                <m:t>e</m:t>
+                <m:t>ε</m:t>
               </m:r>
               <m:r>
                 <m:t>&amp;</m:t>
@@ -8355,7 +8355,7 @@
               <m:sSubSup>
                 <m:e>
                   <m:r>
-                    <m:t>e</m:t>
+                    <m:t>ε</m:t>
                   </m:r>
                 </m:e>
                 <m:sub>
@@ -9100,7 +9100,7 @@
               <m:sSub>
                 <m:e>
                   <m:r>
-                    <m:t>e</m:t>
+                    <m:t>ε</m:t>
                   </m:r>
                 </m:e>
                 <m:sub>
